--- a/Documentation/LSEP.docx
+++ b/Documentation/LSEP.docx
@@ -193,7 +193,7 @@
         <w:rPr>
           <w:rFonts w:ascii="Calibri" w:hAnsi="Calibri" w:cs="Calibri"/>
         </w:rPr>
-        <w:t xml:space="preserve"> deliver an affordable, locally hosted, and transparent LLM-powered assistant that bridges the cybersecurity skills gap for SMEs</w:t>
+        <w:t xml:space="preserve"> deliver an affordable, and transparent LLM-powered assistant that bridges the cybersecurity skills gap for SMEs</w:t>
       </w:r>
       <w:r>
         <w:rPr>
@@ -842,6 +842,7 @@
   <w:style w:type="character" w:default="1" w:styleId="DefaultParagraphFont">
     <w:name w:val="Default Paragraph Font"/>
     <w:uiPriority w:val="1"/>
+    <w:semiHidden/>
     <w:unhideWhenUsed/>
   </w:style>
   <w:style w:type="table" w:default="1" w:styleId="TableNormal">
